--- a/lab10/Testsuite/TS10_1.docx
+++ b/lab10/Testsuite/TS10_1.docx
@@ -1015,6 +1015,15 @@
                 <w:lang w:val="en-US"/>
               </w:rPr>
             </w:pPr>
+            <w:r>
+              <w:rPr>
+                <w:rFonts w:hint="default" w:cs="Times New Roman"/>
+                <w:sz w:val="28"/>
+                <w:szCs w:val="28"/>
+                <w:lang w:val="en-US"/>
+              </w:rPr>
+              <w:t>passed</w:t>
+            </w:r>
           </w:p>
         </w:tc>
       </w:tr>
@@ -1190,6 +1199,200 @@
                 <w:lang w:val="en-US"/>
               </w:rPr>
             </w:pPr>
+            <w:r>
+              <w:rPr>
+                <w:rFonts w:hint="default" w:cs="Times New Roman"/>
+                <w:sz w:val="28"/>
+                <w:szCs w:val="28"/>
+                <w:lang w:val="en-US"/>
+              </w:rPr>
+              <w:t>passed</w:t>
+            </w:r>
+          </w:p>
+        </w:tc>
+      </w:tr>
+      <w:bookmarkEnd w:id="0"/>
+      <w:tr>
+        <w:tblPrEx>
+          <w:tblBorders>
+            <w:top w:val="single" w:color="999999" w:sz="18" w:space="0"/>
+            <w:left w:val="single" w:color="999999" w:sz="18" w:space="0"/>
+            <w:bottom w:val="single" w:color="999999" w:sz="18" w:space="0"/>
+            <w:right w:val="single" w:color="999999" w:sz="18" w:space="0"/>
+            <w:insideH w:val="single" w:color="999999" w:sz="18" w:space="0"/>
+            <w:insideV w:val="single" w:color="999999" w:sz="18" w:space="0"/>
+          </w:tblBorders>
+          <w:tblCellMar>
+            <w:top w:w="0" w:type="dxa"/>
+            <w:left w:w="108" w:type="dxa"/>
+            <w:bottom w:w="0" w:type="dxa"/>
+            <w:right w:w="108" w:type="dxa"/>
+          </w:tblCellMar>
+        </w:tblPrEx>
+        <w:trPr>
+          <w:trHeight w:val="1134" w:hRule="atLeast"/>
+          <w:jc w:val="right"/>
+        </w:trPr>
+        <w:tc>
+          <w:tcPr>
+            <w:tcW w:w="718" w:type="dxa"/>
+            <w:noWrap w:val="0"/>
+            <w:vAlign w:val="bottom"/>
+          </w:tcPr>
+          <w:p>
+            <w:pPr>
+              <w:keepNext w:val="0"/>
+              <w:keepLines w:val="0"/>
+              <w:widowControl/>
+              <w:suppressLineNumbers w:val="0"/>
+              <w:bidi w:val="0"/>
+              <w:jc w:val="left"/>
+              <w:textAlignment w:val="bottom"/>
+              <w:rPr>
+                <w:rFonts w:hint="default" w:ascii="Times New Roman" w:hAnsi="Times New Roman" w:cs="Times New Roman"/>
+                <w:sz w:val="24"/>
+                <w:szCs w:val="24"/>
+                <w:lang w:val="en-US"/>
+              </w:rPr>
+            </w:pPr>
+            <w:r>
+              <w:rPr>
+                <w:rFonts w:hint="default" w:ascii="Times New Roman" w:hAnsi="Times New Roman" w:eastAsia="SimSun" w:cs="Times New Roman"/>
+                <w:kern w:val="0"/>
+                <w:sz w:val="24"/>
+                <w:szCs w:val="24"/>
+                <w:lang w:val="en-US" w:eastAsia="zh-CN" w:bidi="ar"/>
+              </w:rPr>
+              <w:t>TC-10.1-03</w:t>
+            </w:r>
+          </w:p>
+        </w:tc>
+        <w:tc>
+          <w:tcPr>
+            <w:tcW w:w="3070" w:type="dxa"/>
+            <w:noWrap w:val="0"/>
+            <w:vAlign w:val="bottom"/>
+          </w:tcPr>
+          <w:p>
+            <w:pPr>
+              <w:keepNext w:val="0"/>
+              <w:keepLines w:val="0"/>
+              <w:widowControl/>
+              <w:suppressLineNumbers w:val="0"/>
+              <w:bidi w:val="0"/>
+              <w:jc w:val="left"/>
+              <w:textAlignment w:val="bottom"/>
+              <w:rPr>
+                <w:rFonts w:hint="default" w:ascii="Times New Roman" w:hAnsi="Times New Roman" w:cs="Times New Roman"/>
+                <w:sz w:val="24"/>
+                <w:szCs w:val="24"/>
+                <w:lang w:val="en-US"/>
+              </w:rPr>
+            </w:pPr>
+            <w:r>
+              <w:rPr>
+                <w:rFonts w:hint="default" w:ascii="Times New Roman" w:hAnsi="Times New Roman" w:eastAsia="SimSun" w:cs="Times New Roman"/>
+                <w:kern w:val="0"/>
+                <w:sz w:val="24"/>
+                <w:szCs w:val="24"/>
+                <w:lang w:val="en-US" w:eastAsia="zh-CN" w:bidi="ar"/>
+              </w:rPr>
+              <w:t>"Україна понад усе! Україною пишаємося."</w:t>
+            </w:r>
+          </w:p>
+        </w:tc>
+        <w:tc>
+          <w:tcPr>
+            <w:tcW w:w="2756" w:type="dxa"/>
+            <w:noWrap w:val="0"/>
+            <w:vAlign w:val="bottom"/>
+          </w:tcPr>
+          <w:p>
+            <w:pPr>
+              <w:keepNext w:val="0"/>
+              <w:keepLines w:val="0"/>
+              <w:widowControl/>
+              <w:suppressLineNumbers w:val="0"/>
+              <w:bidi w:val="0"/>
+              <w:jc w:val="left"/>
+              <w:textAlignment w:val="bottom"/>
+              <w:rPr>
+                <w:rFonts w:hint="default" w:ascii="Times New Roman" w:hAnsi="Times New Roman" w:cs="Times New Roman"/>
+                <w:sz w:val="24"/>
+                <w:szCs w:val="24"/>
+                <w:lang w:val="en-US"/>
+              </w:rPr>
+            </w:pPr>
+            <w:r>
+              <w:rPr>
+                <w:rFonts w:hint="default" w:ascii="Times New Roman" w:hAnsi="Times New Roman" w:eastAsia="SimSun" w:cs="Times New Roman"/>
+                <w:kern w:val="0"/>
+                <w:sz w:val="24"/>
+                <w:szCs w:val="24"/>
+                <w:lang w:val="en-US" w:eastAsia="zh-CN" w:bidi="ar"/>
+              </w:rPr>
+              <w:t>Task10_1</w:t>
+            </w:r>
+          </w:p>
+        </w:tc>
+        <w:tc>
+          <w:tcPr>
+            <w:tcW w:w="1685" w:type="dxa"/>
+            <w:noWrap w:val="0"/>
+            <w:vAlign w:val="bottom"/>
+          </w:tcPr>
+          <w:p>
+            <w:pPr>
+              <w:keepNext w:val="0"/>
+              <w:keepLines w:val="0"/>
+              <w:widowControl/>
+              <w:suppressLineNumbers w:val="0"/>
+              <w:bidi w:val="0"/>
+              <w:jc w:val="left"/>
+              <w:textAlignment w:val="bottom"/>
+              <w:rPr>
+                <w:rFonts w:hint="default" w:ascii="Times New Roman" w:hAnsi="Times New Roman" w:cs="Times New Roman"/>
+                <w:sz w:val="24"/>
+                <w:szCs w:val="24"/>
+                <w:lang w:val="en-US"/>
+              </w:rPr>
+            </w:pPr>
+            <w:r>
+              <w:rPr>
+                <w:rFonts w:hint="default" w:ascii="Times New Roman" w:hAnsi="Times New Roman" w:eastAsia="SimSun" w:cs="Times New Roman"/>
+                <w:kern w:val="0"/>
+                <w:sz w:val="24"/>
+                <w:szCs w:val="24"/>
+                <w:lang w:val="en-US" w:eastAsia="zh-CN" w:bidi="ar"/>
+              </w:rPr>
+              <w:t>"Україна": є; словоформа "Україною" ігнорується при пошуку.</w:t>
+            </w:r>
+          </w:p>
+        </w:tc>
+        <w:tc>
+          <w:tcPr>
+            <w:tcW w:w="2353" w:type="dxa"/>
+            <w:noWrap w:val="0"/>
+            <w:vAlign w:val="center"/>
+          </w:tcPr>
+          <w:p>
+            <w:pPr>
+              <w:rPr>
+                <w:rFonts w:hint="default" w:ascii="Times New Roman" w:hAnsi="Times New Roman" w:cs="Times New Roman"/>
+                <w:sz w:val="28"/>
+                <w:szCs w:val="28"/>
+                <w:lang w:val="en-US"/>
+              </w:rPr>
+            </w:pPr>
+            <w:r>
+              <w:rPr>
+                <w:rFonts w:hint="default" w:cs="Times New Roman"/>
+                <w:sz w:val="28"/>
+                <w:szCs w:val="28"/>
+                <w:lang w:val="en-US"/>
+              </w:rPr>
+              <w:t>passed</w:t>
+            </w:r>
           </w:p>
         </w:tc>
       </w:tr>
@@ -1244,7 +1447,7 @@
                 <w:szCs w:val="24"/>
                 <w:lang w:val="en-US" w:eastAsia="zh-CN" w:bidi="ar"/>
               </w:rPr>
-              <w:t>TC-10.1-03</w:t>
+              <w:t>TC-10.1-04</w:t>
             </w:r>
           </w:p>
         </w:tc>
@@ -1278,7 +1481,7 @@
                 <w:szCs w:val="24"/>
                 <w:lang w:val="en-US" w:eastAsia="zh-CN" w:bidi="ar"/>
               </w:rPr>
-              <w:t>"Україна понад усе! Україною пишаємося."</w:t>
+              <w:t>"Я купив новий блокнот, але блокноти закінчилися."</w:t>
             </w:r>
           </w:p>
         </w:tc>
@@ -1346,7 +1549,7 @@
                 <w:szCs w:val="24"/>
                 <w:lang w:val="en-US" w:eastAsia="zh-CN" w:bidi="ar"/>
               </w:rPr>
-              <w:t>"Україна": є; словоформа "Україною" ігнорується при пошуку.</w:t>
+              <w:t>"блокнот": є; "блокноти": ігнорується (інша форма).</w:t>
             </w:r>
           </w:p>
         </w:tc>
@@ -1365,187 +1568,15 @@
                 <w:lang w:val="en-US"/>
               </w:rPr>
             </w:pPr>
-          </w:p>
-        </w:tc>
-      </w:tr>
-      <w:tr>
-        <w:tblPrEx>
-          <w:tblBorders>
-            <w:top w:val="single" w:color="999999" w:sz="18" w:space="0"/>
-            <w:left w:val="single" w:color="999999" w:sz="18" w:space="0"/>
-            <w:bottom w:val="single" w:color="999999" w:sz="18" w:space="0"/>
-            <w:right w:val="single" w:color="999999" w:sz="18" w:space="0"/>
-            <w:insideH w:val="single" w:color="999999" w:sz="18" w:space="0"/>
-            <w:insideV w:val="single" w:color="999999" w:sz="18" w:space="0"/>
-          </w:tblBorders>
-        </w:tblPrEx>
-        <w:trPr>
-          <w:trHeight w:val="1134" w:hRule="atLeast"/>
-          <w:jc w:val="right"/>
-        </w:trPr>
-        <w:tc>
-          <w:tcPr>
-            <w:tcW w:w="718" w:type="dxa"/>
-            <w:noWrap w:val="0"/>
-            <w:vAlign w:val="bottom"/>
-          </w:tcPr>
-          <w:p>
-            <w:pPr>
-              <w:keepNext w:val="0"/>
-              <w:keepLines w:val="0"/>
-              <w:widowControl/>
-              <w:suppressLineNumbers w:val="0"/>
-              <w:bidi w:val="0"/>
-              <w:jc w:val="left"/>
-              <w:textAlignment w:val="bottom"/>
-              <w:rPr>
-                <w:rFonts w:hint="default" w:ascii="Times New Roman" w:hAnsi="Times New Roman" w:cs="Times New Roman"/>
-                <w:sz w:val="24"/>
-                <w:szCs w:val="24"/>
-                <w:lang w:val="en-US"/>
-              </w:rPr>
-            </w:pPr>
-            <w:r>
-              <w:rPr>
-                <w:rFonts w:hint="default" w:ascii="Times New Roman" w:hAnsi="Times New Roman" w:eastAsia="SimSun" w:cs="Times New Roman"/>
-                <w:kern w:val="0"/>
-                <w:sz w:val="24"/>
-                <w:szCs w:val="24"/>
-                <w:lang w:val="en-US" w:eastAsia="zh-CN" w:bidi="ar"/>
-              </w:rPr>
-              <w:t>TC-10.1-04</w:t>
-            </w:r>
-          </w:p>
-        </w:tc>
-        <w:tc>
-          <w:tcPr>
-            <w:tcW w:w="3070" w:type="dxa"/>
-            <w:noWrap w:val="0"/>
-            <w:vAlign w:val="bottom"/>
-          </w:tcPr>
-          <w:p>
-            <w:pPr>
-              <w:keepNext w:val="0"/>
-              <w:keepLines w:val="0"/>
-              <w:widowControl/>
-              <w:suppressLineNumbers w:val="0"/>
-              <w:bidi w:val="0"/>
-              <w:jc w:val="left"/>
-              <w:textAlignment w:val="bottom"/>
-              <w:rPr>
-                <w:rFonts w:hint="default" w:ascii="Times New Roman" w:hAnsi="Times New Roman" w:cs="Times New Roman"/>
-                <w:sz w:val="24"/>
-                <w:szCs w:val="24"/>
-                <w:lang w:val="en-US"/>
-              </w:rPr>
-            </w:pPr>
-            <w:r>
-              <w:rPr>
-                <w:rFonts w:hint="default" w:ascii="Times New Roman" w:hAnsi="Times New Roman" w:eastAsia="SimSun" w:cs="Times New Roman"/>
-                <w:kern w:val="0"/>
-                <w:sz w:val="24"/>
-                <w:szCs w:val="24"/>
-                <w:lang w:val="en-US" w:eastAsia="zh-CN" w:bidi="ar"/>
-              </w:rPr>
-              <w:t>"Я купив новий</w:t>
-            </w:r>
-            <w:bookmarkStart w:id="0" w:name="_GoBack"/>
-            <w:bookmarkEnd w:id="0"/>
-            <w:r>
-              <w:rPr>
-                <w:rFonts w:hint="default" w:ascii="Times New Roman" w:hAnsi="Times New Roman" w:eastAsia="SimSun" w:cs="Times New Roman"/>
-                <w:kern w:val="0"/>
-                <w:sz w:val="24"/>
-                <w:szCs w:val="24"/>
-                <w:lang w:val="en-US" w:eastAsia="zh-CN" w:bidi="ar"/>
-              </w:rPr>
-              <w:t xml:space="preserve"> блокнот, але блокноти закінчилися."</w:t>
-            </w:r>
-          </w:p>
-        </w:tc>
-        <w:tc>
-          <w:tcPr>
-            <w:tcW w:w="2756" w:type="dxa"/>
-            <w:noWrap w:val="0"/>
-            <w:vAlign w:val="bottom"/>
-          </w:tcPr>
-          <w:p>
-            <w:pPr>
-              <w:keepNext w:val="0"/>
-              <w:keepLines w:val="0"/>
-              <w:widowControl/>
-              <w:suppressLineNumbers w:val="0"/>
-              <w:bidi w:val="0"/>
-              <w:jc w:val="left"/>
-              <w:textAlignment w:val="bottom"/>
-              <w:rPr>
-                <w:rFonts w:hint="default" w:ascii="Times New Roman" w:hAnsi="Times New Roman" w:cs="Times New Roman"/>
-                <w:sz w:val="24"/>
-                <w:szCs w:val="24"/>
-                <w:lang w:val="en-US"/>
-              </w:rPr>
-            </w:pPr>
-            <w:r>
-              <w:rPr>
-                <w:rFonts w:hint="default" w:ascii="Times New Roman" w:hAnsi="Times New Roman" w:eastAsia="SimSun" w:cs="Times New Roman"/>
-                <w:kern w:val="0"/>
-                <w:sz w:val="24"/>
-                <w:szCs w:val="24"/>
-                <w:lang w:val="en-US" w:eastAsia="zh-CN" w:bidi="ar"/>
-              </w:rPr>
-              <w:t>Task10_1</w:t>
-            </w:r>
-          </w:p>
-        </w:tc>
-        <w:tc>
-          <w:tcPr>
-            <w:tcW w:w="1685" w:type="dxa"/>
-            <w:noWrap w:val="0"/>
-            <w:vAlign w:val="bottom"/>
-          </w:tcPr>
-          <w:p>
-            <w:pPr>
-              <w:keepNext w:val="0"/>
-              <w:keepLines w:val="0"/>
-              <w:widowControl/>
-              <w:suppressLineNumbers w:val="0"/>
-              <w:bidi w:val="0"/>
-              <w:jc w:val="left"/>
-              <w:textAlignment w:val="bottom"/>
-              <w:rPr>
-                <w:rFonts w:hint="default" w:ascii="Times New Roman" w:hAnsi="Times New Roman" w:cs="Times New Roman"/>
-                <w:sz w:val="24"/>
-                <w:szCs w:val="24"/>
-                <w:lang w:val="en-US"/>
-              </w:rPr>
-            </w:pPr>
-            <w:r>
-              <w:rPr>
-                <w:rFonts w:hint="default" w:ascii="Times New Roman" w:hAnsi="Times New Roman" w:eastAsia="SimSun" w:cs="Times New Roman"/>
-                <w:kern w:val="0"/>
-                <w:sz w:val="24"/>
-                <w:szCs w:val="24"/>
-                <w:lang w:val="en-US" w:eastAsia="zh-CN" w:bidi="ar"/>
-              </w:rPr>
-              <w:t>"блокнот": є; "блокноти": ігнорується (інша форма).</w:t>
-            </w:r>
-          </w:p>
-        </w:tc>
-        <w:tc>
-          <w:tcPr>
-            <w:tcW w:w="2353" w:type="dxa"/>
-            <w:noWrap w:val="0"/>
-            <w:vAlign w:val="center"/>
-          </w:tcPr>
-          <w:p>
-            <w:pPr>
-              <w:rPr>
-                <w:rFonts w:hint="default" w:ascii="Times New Roman" w:hAnsi="Times New Roman" w:cs="Times New Roman"/>
+            <w:r>
+              <w:rPr>
+                <w:rFonts w:hint="default" w:cs="Times New Roman"/>
                 <w:sz w:val="28"/>
                 <w:szCs w:val="28"/>
                 <w:lang w:val="en-US"/>
               </w:rPr>
-            </w:pPr>
+              <w:t>passed</w:t>
+            </w:r>
           </w:p>
         </w:tc>
       </w:tr>
@@ -1721,6 +1752,15 @@
                 <w:lang w:val="en-US"/>
               </w:rPr>
             </w:pPr>
+            <w:r>
+              <w:rPr>
+                <w:rFonts w:hint="default" w:cs="Times New Roman"/>
+                <w:sz w:val="28"/>
+                <w:szCs w:val="28"/>
+                <w:lang w:val="en-US"/>
+              </w:rPr>
+              <w:t>passed</w:t>
+            </w:r>
           </w:p>
         </w:tc>
       </w:tr>
@@ -1767,6 +1807,7 @@
                 <w:lang w:val="en-US"/>
               </w:rPr>
             </w:pPr>
+            <w:bookmarkStart w:id="1" w:name="_GoBack" w:colFirst="4" w:colLast="4"/>
             <w:r>
               <w:rPr>
                 <w:rFonts w:hint="default" w:ascii="Times New Roman" w:hAnsi="Times New Roman" w:eastAsia="SimSun" w:cs="Times New Roman"/>
@@ -1896,6 +1937,15 @@
                 <w:lang w:val="en-US"/>
               </w:rPr>
             </w:pPr>
+            <w:r>
+              <w:rPr>
+                <w:rFonts w:hint="default" w:cs="Times New Roman"/>
+                <w:sz w:val="28"/>
+                <w:szCs w:val="28"/>
+                <w:lang w:val="en-US"/>
+              </w:rPr>
+              <w:t>passed</w:t>
+            </w:r>
           </w:p>
         </w:tc>
       </w:tr>
@@ -2047,7 +2097,7 @@
               <w:sz w:val="16"/>
               <w:szCs w:val="16"/>
             </w:rPr>
-            <w:t>16:27:05</w:t>
+            <w:t>18:21:43</w:t>
           </w:r>
           <w:r>
             <w:rPr>
@@ -2331,7 +2381,7 @@
               <w:sz w:val="16"/>
               <w:szCs w:val="16"/>
             </w:rPr>
-            <w:t>16:27:05</w:t>
+            <w:t>18:21:43</w:t>
           </w:r>
           <w:r>
             <w:rPr>
